--- a/fra/docx/008.content.docx
+++ b/fra/docx/008.content.docx
@@ -150,26 +150,6 @@
           <w:lang w:val="fr_FR" w:bidi="fr_FR"/>
         </w:rPr>
         <w:t>G</w:t>
-      </w:r>
-      <w:r>
-        <w:rPr>
-          <w:lang w:val="fr_FR" w:bidi="fr_FR"/>
-        </w:rPr>
-      </w:r>
-    </w:p>
-    <w:p>
-      <w:pPr/>
-      <w:r>
-        <w:rPr>
-          <w:lang w:val="fr_FR" w:bidi="fr_FR"/>
-        </w:rPr>
-      </w:r>
-      <w:r>
-        <w:rPr>
-          <w:i/>
-          <w:lang w:val="fr_FR" w:bidi="fr_FR"/>
-        </w:rPr>
-        <w:t>Gérer les conflits</w:t>
       </w:r>
       <w:r>
         <w:rPr>

--- a/fra/docx/008.content.docx
+++ b/fra/docx/008.content.docx
@@ -19,7 +19,7 @@
         <w:rPr>
           <w:lang w:val="fr_FR" w:bidi="fr_FR"/>
         </w:rPr>
-        <w:t>Resource: Study Notes - Themes (Tyndale)</w:t>
+        <w:t>Resource: Tyndale Open Study Notes</w:t>
       </w:r>
       <w:r>
         <w:rPr>
@@ -112,7 +112,7 @@
         <w:rPr>
           <w:lang w:val="fr_FR" w:bidi="fr_FR"/>
         </w:rPr>
-        <w:t>Study Notes - Themes (Tyndale)</w:t>
+        <w:t>Tyndale Open Study Notes</w:t>
       </w:r>
     </w:p>
     <w:p>

--- a/fra/docx/008.content.docx
+++ b/fra/docx/008.content.docx
@@ -19,7 +19,7 @@
         <w:rPr>
           <w:lang w:val="fr_FR" w:bidi="fr_FR"/>
         </w:rPr>
-        <w:t>Resource: Tyndale Open Study Notes</w:t>
+        <w:t>Resource: Aquifer Open Study Notes (Themes)</w:t>
       </w:r>
       <w:r>
         <w:rPr>
@@ -112,7 +112,7 @@
         <w:rPr>
           <w:lang w:val="fr_FR" w:bidi="fr_FR"/>
         </w:rPr>
-        <w:t>Tyndale Open Study Notes</w:t>
+        <w:t>Aquifer Open Study Notes (Themes)</w:t>
       </w:r>
     </w:p>
     <w:p>

--- a/fra/docx/008.content.docx
+++ b/fra/docx/008.content.docx
@@ -247,54 +247,36 @@
         </w:rPr>
         <w:t>Paul a connu l'opposition de la part d'autorités civiles et communautaires (</w:t>
       </w:r>
-      <w:hyperlink r:id="rId13">
-        <w:r>
-          <w:rPr>
-            <w:lang w:val="fr_FR" w:bidi="fr_FR"/>
-          </w:rPr>
-          <w:rPr>
-            <w:color w:val="0000EE"/>
-            <w:u w:val="single"/>
-          </w:rPr>
-          <w:t>Ac 16.22–24</w:t>
-        </w:r>
-      </w:hyperlink>
+      <w:r>
+        <w:rPr>
+          <w:lang w:val="fr_FR" w:bidi="fr_FR"/>
+        </w:rPr>
+        <w:t>Ac 16.22–24</w:t>
+      </w:r>
       <w:r>
         <w:rPr>
           <w:lang w:val="fr_FR" w:bidi="fr_FR"/>
         </w:rPr>
         <w:t xml:space="preserve"> ; </w:t>
       </w:r>
-      <w:hyperlink r:id="rId14">
-        <w:r>
-          <w:rPr>
-            <w:lang w:val="fr_FR" w:bidi="fr_FR"/>
-          </w:rPr>
-          <w:rPr>
-            <w:color w:val="0000EE"/>
-            <w:u w:val="single"/>
-          </w:rPr>
-          <w:t>19.23–34</w:t>
-        </w:r>
-      </w:hyperlink>
+      <w:r>
+        <w:rPr>
+          <w:lang w:val="fr_FR" w:bidi="fr_FR"/>
+        </w:rPr>
+        <w:t>19.23–34</w:t>
+      </w:r>
       <w:r>
         <w:rPr>
           <w:lang w:val="fr_FR" w:bidi="fr_FR"/>
         </w:rPr>
         <w:t>). Moïse a souvent dû réagir aux plaintes et aux mécontentements du peuple d'Israël (p. ex.</w:t>
       </w:r>
-      <w:hyperlink r:id="rId15">
-        <w:r>
-          <w:rPr>
-            <w:lang w:val="fr_FR" w:bidi="fr_FR"/>
-          </w:rPr>
-          <w:rPr>
-            <w:color w:val="0000EE"/>
-            <w:u w:val="single"/>
-          </w:rPr>
-          <w:t xml:space="preserve"> Ex 17.1–4</w:t>
-        </w:r>
-      </w:hyperlink>
+      <w:r>
+        <w:rPr>
+          <w:lang w:val="fr_FR" w:bidi="fr_FR"/>
+        </w:rPr>
+        <w:t xml:space="preserve"> Ex 17.1–4</w:t>
+      </w:r>
       <w:r>
         <w:rPr>
           <w:lang w:val="fr_FR" w:bidi="fr_FR"/>
@@ -351,90 +333,60 @@
         </w:rPr>
         <w:t>Sanballat, Guéschem et Tobija étaient des étrangers qui s'opposaient fermement à la reconstruction des murs de Jérusalem et qui essayaient de ridiculiser Néhémie (</w:t>
       </w:r>
-      <w:hyperlink r:id="rId16">
-        <w:r>
-          <w:rPr>
-            <w:lang w:val="fr_FR" w:bidi="fr_FR"/>
-          </w:rPr>
-          <w:rPr>
-            <w:color w:val="0000EE"/>
-            <w:u w:val="single"/>
-          </w:rPr>
-          <w:t>Né 2.10</w:t>
-        </w:r>
-      </w:hyperlink>
+      <w:r>
+        <w:rPr>
+          <w:lang w:val="fr_FR" w:bidi="fr_FR"/>
+        </w:rPr>
+        <w:t>Né 2.10</w:t>
+      </w:r>
       <w:r>
         <w:rPr>
           <w:lang w:val="fr_FR" w:bidi="fr_FR"/>
         </w:rPr>
         <w:t xml:space="preserve">, </w:t>
       </w:r>
-      <w:hyperlink r:id="rId17">
-        <w:r>
-          <w:rPr>
-            <w:lang w:val="fr_FR" w:bidi="fr_FR"/>
-          </w:rPr>
-          <w:rPr>
-            <w:color w:val="0000EE"/>
-            <w:u w:val="single"/>
-          </w:rPr>
-          <w:t xml:space="preserve">2.19 </w:t>
-        </w:r>
-      </w:hyperlink>
+      <w:r>
+        <w:rPr>
+          <w:lang w:val="fr_FR" w:bidi="fr_FR"/>
+        </w:rPr>
+        <w:t xml:space="preserve">2.19 </w:t>
+      </w:r>
       <w:r>
         <w:rPr>
           <w:lang w:val="fr_FR" w:bidi="fr_FR"/>
         </w:rPr>
         <w:t xml:space="preserve">; </w:t>
       </w:r>
-      <w:hyperlink r:id="rId18">
-        <w:r>
-          <w:rPr>
-            <w:lang w:val="fr_FR" w:bidi="fr_FR"/>
-          </w:rPr>
-          <w:rPr>
-            <w:color w:val="0000EE"/>
-            <w:u w:val="single"/>
-          </w:rPr>
-          <w:t>4.1–3</w:t>
-        </w:r>
-      </w:hyperlink>
+      <w:r>
+        <w:rPr>
+          <w:lang w:val="fr_FR" w:bidi="fr_FR"/>
+        </w:rPr>
+        <w:t>4.1–3</w:t>
+      </w:r>
       <w:r>
         <w:rPr>
           <w:lang w:val="fr_FR" w:bidi="fr_FR"/>
         </w:rPr>
         <w:t>). Arabes, Ammonites et Asdodiens faisait partie de cette opposition et complotaient d'attaquer les bâtisseurs (</w:t>
       </w:r>
-      <w:hyperlink r:id="rId19">
-        <w:r>
-          <w:rPr>
-            <w:lang w:val="fr_FR" w:bidi="fr_FR"/>
-          </w:rPr>
-          <w:rPr>
-            <w:color w:val="0000EE"/>
-            <w:u w:val="single"/>
-          </w:rPr>
-          <w:t>4.7–9</w:t>
-        </w:r>
-      </w:hyperlink>
+      <w:r>
+        <w:rPr>
+          <w:lang w:val="fr_FR" w:bidi="fr_FR"/>
+        </w:rPr>
+        <w:t>4.7–9</w:t>
+      </w:r>
       <w:r>
         <w:rPr>
           <w:lang w:val="fr_FR" w:bidi="fr_FR"/>
         </w:rPr>
         <w:t xml:space="preserve">, </w:t>
       </w:r>
-      <w:hyperlink r:id="rId20">
-        <w:r>
-          <w:rPr>
-            <w:lang w:val="fr_FR" w:bidi="fr_FR"/>
-          </w:rPr>
-          <w:rPr>
-            <w:color w:val="0000EE"/>
-            <w:u w:val="single"/>
-          </w:rPr>
-          <w:t>11</w:t>
-        </w:r>
-      </w:hyperlink>
+      <w:r>
+        <w:rPr>
+          <w:lang w:val="fr_FR" w:bidi="fr_FR"/>
+        </w:rPr>
+        <w:t>11</w:t>
+      </w:r>
       <w:r>
         <w:rPr>
           <w:lang w:val="fr_FR" w:bidi="fr_FR"/>
@@ -455,36 +407,24 @@
         </w:rPr>
         <w:t>Pour faire face à cette menace, Néhémie a mis en place des gardes et un moyen de sonner l'alarme. Il a prié pour chercher l'aide de Dieu et les Israélites ont continué à travailler (</w:t>
       </w:r>
-      <w:hyperlink r:id="rId21">
-        <w:r>
-          <w:rPr>
-            <w:lang w:val="fr_FR" w:bidi="fr_FR"/>
-          </w:rPr>
-          <w:rPr>
-            <w:color w:val="0000EE"/>
-            <w:u w:val="single"/>
-          </w:rPr>
-          <w:t>4.6–23</w:t>
-        </w:r>
-      </w:hyperlink>
+      <w:r>
+        <w:rPr>
+          <w:lang w:val="fr_FR" w:bidi="fr_FR"/>
+        </w:rPr>
+        <w:t>4.6–23</w:t>
+      </w:r>
       <w:r>
         <w:rPr>
           <w:lang w:val="fr_FR" w:bidi="fr_FR"/>
         </w:rPr>
         <w:t>). Les ennemis d'Israël, dans leur frustration, ont essayé plusieurs fois de discréditer ou de tuer Néhémie (</w:t>
       </w:r>
-      <w:hyperlink r:id="rId22">
-        <w:r>
-          <w:rPr>
-            <w:lang w:val="fr_FR" w:bidi="fr_FR"/>
-          </w:rPr>
-          <w:rPr>
-            <w:color w:val="0000EE"/>
-            <w:u w:val="single"/>
-          </w:rPr>
-          <w:t>6.1–14</w:t>
-        </w:r>
-      </w:hyperlink>
+      <w:r>
+        <w:rPr>
+          <w:lang w:val="fr_FR" w:bidi="fr_FR"/>
+        </w:rPr>
+        <w:t>6.1–14</w:t>
+      </w:r>
       <w:r>
         <w:rPr>
           <w:lang w:val="fr_FR" w:bidi="fr_FR"/>
@@ -516,72 +456,48 @@
         </w:rPr>
         <w:t>Il y avait également des problèmes parmi le peuple de Dieu que Néhémie a dû gérer. Les Juifs riches exploitaient les Juifs pauvres en leur faisant des prêts avec des intérêts élevés (</w:t>
       </w:r>
-      <w:hyperlink r:id="rId23">
-        <w:r>
-          <w:rPr>
-            <w:lang w:val="fr_FR" w:bidi="fr_FR"/>
-          </w:rPr>
-          <w:rPr>
-            <w:color w:val="0000EE"/>
-            <w:u w:val="single"/>
-          </w:rPr>
-          <w:t>5.1–13</w:t>
-        </w:r>
-      </w:hyperlink>
+      <w:r>
+        <w:rPr>
+          <w:lang w:val="fr_FR" w:bidi="fr_FR"/>
+        </w:rPr>
+        <w:t>5.1–13</w:t>
+      </w:r>
       <w:r>
         <w:rPr>
           <w:lang w:val="fr_FR" w:bidi="fr_FR"/>
         </w:rPr>
         <w:t>). Certains Juifs avaient épousé des femmes étrangères qui adoraient d'autres dieux (</w:t>
       </w:r>
-      <w:hyperlink r:id="rId24">
-        <w:r>
-          <w:rPr>
-            <w:lang w:val="fr_FR" w:bidi="fr_FR"/>
-          </w:rPr>
-          <w:rPr>
-            <w:color w:val="0000EE"/>
-            <w:u w:val="single"/>
-          </w:rPr>
-          <w:t>13.23–30</w:t>
-        </w:r>
-      </w:hyperlink>
+      <w:r>
+        <w:rPr>
+          <w:lang w:val="fr_FR" w:bidi="fr_FR"/>
+        </w:rPr>
+        <w:t>13.23–30</w:t>
+      </w:r>
       <w:r>
         <w:rPr>
           <w:lang w:val="fr_FR" w:bidi="fr_FR"/>
         </w:rPr>
         <w:t>). Beaucoup ne donnaient pas la dîme ou n'observaient pas le jour du sabbat (</w:t>
       </w:r>
-      <w:hyperlink r:id="rId25">
-        <w:r>
-          <w:rPr>
-            <w:lang w:val="fr_FR" w:bidi="fr_FR"/>
-          </w:rPr>
-          <w:rPr>
-            <w:color w:val="0000EE"/>
-            <w:u w:val="single"/>
-          </w:rPr>
-          <w:t>10.31–39</w:t>
-        </w:r>
-      </w:hyperlink>
+      <w:r>
+        <w:rPr>
+          <w:lang w:val="fr_FR" w:bidi="fr_FR"/>
+        </w:rPr>
+        <w:t>10.31–39</w:t>
+      </w:r>
       <w:r>
         <w:rPr>
           <w:lang w:val="fr_FR" w:bidi="fr_FR"/>
         </w:rPr>
         <w:t xml:space="preserve"> ; </w:t>
       </w:r>
-      <w:hyperlink r:id="rId26">
-        <w:r>
-          <w:rPr>
-            <w:lang w:val="fr_FR" w:bidi="fr_FR"/>
-          </w:rPr>
-          <w:rPr>
-            <w:color w:val="0000EE"/>
-            <w:u w:val="single"/>
-          </w:rPr>
-          <w:t>13.10–22</w:t>
-        </w:r>
-      </w:hyperlink>
+      <w:r>
+        <w:rPr>
+          <w:lang w:val="fr_FR" w:bidi="fr_FR"/>
+        </w:rPr>
+        <w:t>13.10–22</w:t>
+      </w:r>
       <w:r>
         <w:rPr>
           <w:lang w:val="fr_FR" w:bidi="fr_FR"/>
@@ -600,18 +516,12 @@
         </w:rPr>
         <w:t>, qui avait permis à Tobija, un Ammonite, d'utiliser l'un des entrepôts du Temple (</w:t>
       </w:r>
-      <w:hyperlink r:id="rId27">
-        <w:r>
-          <w:rPr>
-            <w:lang w:val="fr_FR" w:bidi="fr_FR"/>
-          </w:rPr>
-          <w:rPr>
-            <w:color w:val="0000EE"/>
-            <w:u w:val="single"/>
-          </w:rPr>
-          <w:t>13.4–9</w:t>
-        </w:r>
-      </w:hyperlink>
+      <w:r>
+        <w:rPr>
+          <w:lang w:val="fr_FR" w:bidi="fr_FR"/>
+        </w:rPr>
+        <w:t>13.4–9</w:t>
+      </w:r>
       <w:r>
         <w:rPr>
           <w:lang w:val="fr_FR" w:bidi="fr_FR"/>
@@ -632,72 +542,48 @@
         </w:rPr>
         <w:t>Dans chaque cas, la conduite de Néhémie a rappelé ce qu'avaient fait d'autres hommes de Dieu avant lui. Par exemple, Moïse s'est opposé au culte du veau d'or (</w:t>
       </w:r>
-      <w:hyperlink r:id="rId28">
-        <w:r>
-          <w:rPr>
-            <w:lang w:val="fr_FR" w:bidi="fr_FR"/>
-          </w:rPr>
-          <w:rPr>
-            <w:color w:val="0000EE"/>
-            <w:u w:val="single"/>
-          </w:rPr>
-          <w:t>Ex 32</w:t>
-        </w:r>
-      </w:hyperlink>
+      <w:r>
+        <w:rPr>
+          <w:lang w:val="fr_FR" w:bidi="fr_FR"/>
+        </w:rPr>
+        <w:t>Ex 32</w:t>
+      </w:r>
       <w:r>
         <w:rPr>
           <w:lang w:val="fr_FR" w:bidi="fr_FR"/>
         </w:rPr>
         <w:t>). Le prophète Samuel s'est opposé à ceux qui participaient au culte de Baal (</w:t>
       </w:r>
-      <w:hyperlink r:id="rId29">
-        <w:r>
-          <w:rPr>
-            <w:lang w:val="fr_FR" w:bidi="fr_FR"/>
-          </w:rPr>
-          <w:rPr>
-            <w:color w:val="0000EE"/>
-            <w:u w:val="single"/>
-          </w:rPr>
-          <w:t>1S 7.3–8</w:t>
-        </w:r>
-      </w:hyperlink>
+      <w:r>
+        <w:rPr>
+          <w:lang w:val="fr_FR" w:bidi="fr_FR"/>
+        </w:rPr>
+        <w:t>1S 7.3–8</w:t>
+      </w:r>
       <w:r>
         <w:rPr>
           <w:lang w:val="fr_FR" w:bidi="fr_FR"/>
         </w:rPr>
         <w:t>). Le prophète Nathan a confronté le roi David lorsqu'il a péché (</w:t>
       </w:r>
-      <w:hyperlink r:id="rId30">
-        <w:r>
-          <w:rPr>
-            <w:lang w:val="fr_FR" w:bidi="fr_FR"/>
-          </w:rPr>
-          <w:rPr>
-            <w:color w:val="0000EE"/>
-            <w:u w:val="single"/>
-          </w:rPr>
-          <w:t>2S 12.1–14</w:t>
-        </w:r>
-      </w:hyperlink>
+      <w:r>
+        <w:rPr>
+          <w:lang w:val="fr_FR" w:bidi="fr_FR"/>
+        </w:rPr>
+        <w:t>2S 12.1–14</w:t>
+      </w:r>
       <w:r>
         <w:rPr>
           <w:lang w:val="fr_FR" w:bidi="fr_FR"/>
         </w:rPr>
         <w:t>). Le roi Josaphat a fait confiance à Dieu pour vaincre un ennemi plus fort (</w:t>
       </w:r>
-      <w:hyperlink r:id="rId31">
-        <w:r>
-          <w:rPr>
-            <w:lang w:val="fr_FR" w:bidi="fr_FR"/>
-          </w:rPr>
-          <w:rPr>
-            <w:color w:val="0000EE"/>
-            <w:u w:val="single"/>
-          </w:rPr>
-          <w:t>2Ch 20.1–37</w:t>
-        </w:r>
-      </w:hyperlink>
+      <w:r>
+        <w:rPr>
+          <w:lang w:val="fr_FR" w:bidi="fr_FR"/>
+        </w:rPr>
+        <w:t>2Ch 20.1–37</w:t>
+      </w:r>
       <w:r>
         <w:rPr>
           <w:lang w:val="fr_FR" w:bidi="fr_FR"/>
@@ -743,108 +629,72 @@
         </w:rPr>
         <w:t>Jésus et l'apôtre Paul ont tous les deux donné des instructions sur ce qu'il faut faire lorsqu'il y a conflit entre chrétiens (</w:t>
       </w:r>
-      <w:hyperlink r:id="rId32">
-        <w:r>
-          <w:rPr>
-            <w:lang w:val="fr_FR" w:bidi="fr_FR"/>
-          </w:rPr>
-          <w:rPr>
-            <w:color w:val="0000EE"/>
-            <w:u w:val="single"/>
-          </w:rPr>
-          <w:t>Mt 5.23–26</w:t>
-        </w:r>
-      </w:hyperlink>
+      <w:r>
+        <w:rPr>
+          <w:lang w:val="fr_FR" w:bidi="fr_FR"/>
+        </w:rPr>
+        <w:t>Mt 5.23–26</w:t>
+      </w:r>
       <w:r>
         <w:rPr>
           <w:lang w:val="fr_FR" w:bidi="fr_FR"/>
         </w:rPr>
         <w:t xml:space="preserve"> ; </w:t>
       </w:r>
-      <w:hyperlink r:id="rId33">
-        <w:r>
-          <w:rPr>
-            <w:lang w:val="fr_FR" w:bidi="fr_FR"/>
-          </w:rPr>
-          <w:rPr>
-            <w:color w:val="0000EE"/>
-            <w:u w:val="single"/>
-          </w:rPr>
-          <w:t>18.15–17</w:t>
-        </w:r>
-      </w:hyperlink>
+      <w:r>
+        <w:rPr>
+          <w:lang w:val="fr_FR" w:bidi="fr_FR"/>
+        </w:rPr>
+        <w:t>18.15–17</w:t>
+      </w:r>
       <w:r>
         <w:rPr>
           <w:lang w:val="fr_FR" w:bidi="fr_FR"/>
         </w:rPr>
         <w:t xml:space="preserve"> ; </w:t>
       </w:r>
-      <w:hyperlink r:id="rId34">
-        <w:r>
-          <w:rPr>
-            <w:lang w:val="fr_FR" w:bidi="fr_FR"/>
-          </w:rPr>
-          <w:rPr>
-            <w:color w:val="0000EE"/>
-            <w:u w:val="single"/>
-          </w:rPr>
-          <w:t>1Co 6.1–8</w:t>
-        </w:r>
-      </w:hyperlink>
+      <w:r>
+        <w:rPr>
+          <w:lang w:val="fr_FR" w:bidi="fr_FR"/>
+        </w:rPr>
+        <w:t>1Co 6.1–8</w:t>
+      </w:r>
       <w:r>
         <w:rPr>
           <w:lang w:val="fr_FR" w:bidi="fr_FR"/>
         </w:rPr>
         <w:t xml:space="preserve"> ; </w:t>
       </w:r>
-      <w:hyperlink r:id="rId35">
-        <w:r>
-          <w:rPr>
-            <w:lang w:val="fr_FR" w:bidi="fr_FR"/>
-          </w:rPr>
-          <w:rPr>
-            <w:color w:val="0000EE"/>
-            <w:u w:val="single"/>
-          </w:rPr>
-          <w:t>10.23–33</w:t>
-        </w:r>
-      </w:hyperlink>
+      <w:r>
+        <w:rPr>
+          <w:lang w:val="fr_FR" w:bidi="fr_FR"/>
+        </w:rPr>
+        <w:t>10.23–33</w:t>
+      </w:r>
       <w:r>
         <w:rPr>
           <w:lang w:val="fr_FR" w:bidi="fr_FR"/>
         </w:rPr>
         <w:t>) ou opposition de la part de personnes non-chrétiennes (</w:t>
       </w:r>
-      <w:hyperlink r:id="rId36">
-        <w:r>
-          <w:rPr>
-            <w:lang w:val="fr_FR" w:bidi="fr_FR"/>
-          </w:rPr>
-          <w:rPr>
-            <w:color w:val="0000EE"/>
-            <w:u w:val="single"/>
-          </w:rPr>
-          <w:t>Mt 5.43–47</w:t>
-        </w:r>
-      </w:hyperlink>
+      <w:r>
+        <w:rPr>
+          <w:lang w:val="fr_FR" w:bidi="fr_FR"/>
+        </w:rPr>
+        <w:t>Mt 5.43–47</w:t>
+      </w:r>
       <w:r>
         <w:rPr>
           <w:lang w:val="fr_FR" w:bidi="fr_FR"/>
         </w:rPr>
         <w:t xml:space="preserve"> ; </w:t>
       </w:r>
-      <w:hyperlink r:id="rId37">
-        <w:r>
-          <w:rPr>
-            <w:lang w:val="fr_FR" w:bidi="fr_FR"/>
-          </w:rPr>
-          <w:rPr>
-            <w:color w:val="0000EE"/>
-            <w:u w:val="single"/>
-          </w:rPr>
-          <w:t>Rm 12.14–21</w:t>
-        </w:r>
-      </w:hyperlink>
+      <w:r>
+        <w:rPr>
+          <w:lang w:val="fr_FR" w:bidi="fr_FR"/>
+        </w:rPr>
+        <w:t>Rm 12.14–21</w:t>
+      </w:r>
       <w:r>
         <w:rPr>
           <w:lang w:val="fr_FR" w:bidi="fr_FR"/>
@@ -874,558 +724,372 @@
           <w:lang w:val="fr_FR" w:bidi="fr_FR"/>
         </w:rPr>
       </w:r>
-      <w:hyperlink r:id="rId38">
-        <w:r>
-          <w:rPr>
-            <w:lang w:val="fr_FR" w:bidi="fr_FR"/>
-          </w:rPr>
-          <w:rPr>
-            <w:color w:val="0000EE"/>
-            <w:u w:val="single"/>
-          </w:rPr>
-          <w:t>Genèse 13.5–13</w:t>
-        </w:r>
-      </w:hyperlink>
+      <w:r>
+        <w:rPr>
+          <w:lang w:val="fr_FR" w:bidi="fr_FR"/>
+        </w:rPr>
+        <w:t>Genèse 13.5–13</w:t>
+      </w:r>
       <w:r>
         <w:rPr>
           <w:lang w:val="fr_FR" w:bidi="fr_FR"/>
         </w:rPr>
         <w:t xml:space="preserve"> ; </w:t>
       </w:r>
-      <w:hyperlink r:id="rId39">
-        <w:r>
-          <w:rPr>
-            <w:lang w:val="fr_FR" w:bidi="fr_FR"/>
-          </w:rPr>
-          <w:rPr>
-            <w:color w:val="0000EE"/>
-            <w:u w:val="single"/>
-          </w:rPr>
-          <w:t>26.12–35</w:t>
-        </w:r>
-      </w:hyperlink>
+      <w:r>
+        <w:rPr>
+          <w:lang w:val="fr_FR" w:bidi="fr_FR"/>
+        </w:rPr>
+        <w:t>26.12–35</w:t>
+      </w:r>
       <w:r>
         <w:rPr>
           <w:lang w:val="fr_FR" w:bidi="fr_FR"/>
         </w:rPr>
         <w:t xml:space="preserve"> ; </w:t>
       </w:r>
-      <w:hyperlink r:id="rId28">
-        <w:r>
-          <w:rPr>
-            <w:lang w:val="fr_FR" w:bidi="fr_FR"/>
-          </w:rPr>
-          <w:rPr>
-            <w:color w:val="0000EE"/>
-            <w:u w:val="single"/>
-          </w:rPr>
-          <w:t>Exode 32.1–35</w:t>
-        </w:r>
-      </w:hyperlink>
+      <w:r>
+        <w:rPr>
+          <w:lang w:val="fr_FR" w:bidi="fr_FR"/>
+        </w:rPr>
+        <w:t>Exode 32.1–35</w:t>
+      </w:r>
       <w:r>
         <w:rPr>
           <w:lang w:val="fr_FR" w:bidi="fr_FR"/>
         </w:rPr>
         <w:t xml:space="preserve"> ; </w:t>
       </w:r>
-      <w:hyperlink r:id="rId29">
-        <w:r>
-          <w:rPr>
-            <w:lang w:val="fr_FR" w:bidi="fr_FR"/>
-          </w:rPr>
-          <w:rPr>
-            <w:color w:val="0000EE"/>
-            <w:u w:val="single"/>
-          </w:rPr>
-          <w:t>1 Samuel 7.3–8</w:t>
-        </w:r>
-      </w:hyperlink>
+      <w:r>
+        <w:rPr>
+          <w:lang w:val="fr_FR" w:bidi="fr_FR"/>
+        </w:rPr>
+        <w:t>1 Samuel 7.3–8</w:t>
+      </w:r>
       <w:r>
         <w:rPr>
           <w:lang w:val="fr_FR" w:bidi="fr_FR"/>
         </w:rPr>
         <w:t xml:space="preserve"> ; </w:t>
       </w:r>
-      <w:hyperlink r:id="rId40">
-        <w:r>
-          <w:rPr>
-            <w:lang w:val="fr_FR" w:bidi="fr_FR"/>
-          </w:rPr>
-          <w:rPr>
-            <w:color w:val="0000EE"/>
-            <w:u w:val="single"/>
-          </w:rPr>
-          <w:t>2 Samuel 12.1–31</w:t>
-        </w:r>
-      </w:hyperlink>
+      <w:r>
+        <w:rPr>
+          <w:lang w:val="fr_FR" w:bidi="fr_FR"/>
+        </w:rPr>
+        <w:t>2 Samuel 12.1–31</w:t>
+      </w:r>
       <w:r>
         <w:rPr>
           <w:lang w:val="fr_FR" w:bidi="fr_FR"/>
         </w:rPr>
         <w:t xml:space="preserve"> ; </w:t>
       </w:r>
-      <w:hyperlink r:id="rId41">
-        <w:r>
-          <w:rPr>
-            <w:lang w:val="fr_FR" w:bidi="fr_FR"/>
-          </w:rPr>
-          <w:rPr>
-            <w:color w:val="0000EE"/>
-            <w:u w:val="single"/>
-          </w:rPr>
-          <w:t>19.41–43</w:t>
-        </w:r>
-      </w:hyperlink>
+      <w:r>
+        <w:rPr>
+          <w:lang w:val="fr_FR" w:bidi="fr_FR"/>
+        </w:rPr>
+        <w:t>19.41–43</w:t>
+      </w:r>
       <w:r>
         <w:rPr>
           <w:lang w:val="fr_FR" w:bidi="fr_FR"/>
         </w:rPr>
         <w:t xml:space="preserve"> ; </w:t>
       </w:r>
-      <w:hyperlink r:id="rId31">
-        <w:r>
-          <w:rPr>
-            <w:lang w:val="fr_FR" w:bidi="fr_FR"/>
-          </w:rPr>
-          <w:rPr>
-            <w:color w:val="0000EE"/>
-            <w:u w:val="single"/>
-          </w:rPr>
-          <w:t>2 Chroniques 20.1–37</w:t>
-        </w:r>
-      </w:hyperlink>
+      <w:r>
+        <w:rPr>
+          <w:lang w:val="fr_FR" w:bidi="fr_FR"/>
+        </w:rPr>
+        <w:t>2 Chroniques 20.1–37</w:t>
+      </w:r>
       <w:r>
         <w:rPr>
           <w:lang w:val="fr_FR" w:bidi="fr_FR"/>
         </w:rPr>
         <w:t xml:space="preserve"> ; </w:t>
       </w:r>
-      <w:hyperlink r:id="rId42">
-        <w:r>
-          <w:rPr>
-            <w:lang w:val="fr_FR" w:bidi="fr_FR"/>
-          </w:rPr>
-          <w:rPr>
-            <w:color w:val="0000EE"/>
-            <w:u w:val="single"/>
-          </w:rPr>
-          <w:t>34.3–7</w:t>
-        </w:r>
-      </w:hyperlink>
+      <w:r>
+        <w:rPr>
+          <w:lang w:val="fr_FR" w:bidi="fr_FR"/>
+        </w:rPr>
+        <w:t>34.3–7</w:t>
+      </w:r>
       <w:r>
         <w:rPr>
           <w:lang w:val="fr_FR" w:bidi="fr_FR"/>
         </w:rPr>
         <w:t xml:space="preserve"> ; </w:t>
       </w:r>
-      <w:hyperlink r:id="rId43">
-        <w:r>
-          <w:rPr>
-            <w:lang w:val="fr_FR" w:bidi="fr_FR"/>
-          </w:rPr>
-          <w:rPr>
-            <w:color w:val="0000EE"/>
-            <w:u w:val="single"/>
-          </w:rPr>
-          <w:t>Néhémie 2.19–20</w:t>
-        </w:r>
-      </w:hyperlink>
+      <w:r>
+        <w:rPr>
+          <w:lang w:val="fr_FR" w:bidi="fr_FR"/>
+        </w:rPr>
+        <w:t>Néhémie 2.19–20</w:t>
+      </w:r>
       <w:r>
         <w:rPr>
           <w:lang w:val="fr_FR" w:bidi="fr_FR"/>
         </w:rPr>
         <w:t xml:space="preserve"> ; </w:t>
       </w:r>
-      <w:hyperlink r:id="rId44">
-        <w:r>
-          <w:rPr>
-            <w:lang w:val="fr_FR" w:bidi="fr_FR"/>
-          </w:rPr>
-          <w:rPr>
-            <w:color w:val="0000EE"/>
-            <w:u w:val="single"/>
-          </w:rPr>
-          <w:t>4.1–23</w:t>
-        </w:r>
-      </w:hyperlink>
+      <w:r>
+        <w:rPr>
+          <w:lang w:val="fr_FR" w:bidi="fr_FR"/>
+        </w:rPr>
+        <w:t>4.1–23</w:t>
+      </w:r>
       <w:r>
         <w:rPr>
           <w:lang w:val="fr_FR" w:bidi="fr_FR"/>
         </w:rPr>
         <w:t xml:space="preserve"> ; </w:t>
       </w:r>
-      <w:hyperlink r:id="rId23">
-        <w:r>
-          <w:rPr>
-            <w:lang w:val="fr_FR" w:bidi="fr_FR"/>
-          </w:rPr>
-          <w:rPr>
-            <w:color w:val="0000EE"/>
-            <w:u w:val="single"/>
-          </w:rPr>
-          <w:t>5.1–13</w:t>
-        </w:r>
-      </w:hyperlink>
+      <w:r>
+        <w:rPr>
+          <w:lang w:val="fr_FR" w:bidi="fr_FR"/>
+        </w:rPr>
+        <w:t>5.1–13</w:t>
+      </w:r>
       <w:r>
         <w:rPr>
           <w:lang w:val="fr_FR" w:bidi="fr_FR"/>
         </w:rPr>
         <w:t xml:space="preserve"> ; </w:t>
       </w:r>
-      <w:hyperlink r:id="rId22">
-        <w:r>
-          <w:rPr>
-            <w:lang w:val="fr_FR" w:bidi="fr_FR"/>
-          </w:rPr>
-          <w:rPr>
-            <w:color w:val="0000EE"/>
-            <w:u w:val="single"/>
-          </w:rPr>
-          <w:t>6.1–14</w:t>
-        </w:r>
-      </w:hyperlink>
+      <w:r>
+        <w:rPr>
+          <w:lang w:val="fr_FR" w:bidi="fr_FR"/>
+        </w:rPr>
+        <w:t>6.1–14</w:t>
+      </w:r>
       <w:r>
         <w:rPr>
           <w:lang w:val="fr_FR" w:bidi="fr_FR"/>
         </w:rPr>
         <w:t xml:space="preserve"> ; </w:t>
       </w:r>
-      <w:hyperlink r:id="rId45">
-        <w:r>
-          <w:rPr>
-            <w:lang w:val="fr_FR" w:bidi="fr_FR"/>
-          </w:rPr>
-          <w:rPr>
-            <w:color w:val="0000EE"/>
-            <w:u w:val="single"/>
-          </w:rPr>
-          <w:t>13.4–28</w:t>
-        </w:r>
-      </w:hyperlink>
+      <w:r>
+        <w:rPr>
+          <w:lang w:val="fr_FR" w:bidi="fr_FR"/>
+        </w:rPr>
+        <w:t>13.4–28</w:t>
+      </w:r>
       <w:r>
         <w:rPr>
           <w:lang w:val="fr_FR" w:bidi="fr_FR"/>
         </w:rPr>
         <w:t xml:space="preserve"> ; </w:t>
       </w:r>
-      <w:hyperlink r:id="rId46">
-        <w:r>
-          <w:rPr>
-            <w:lang w:val="fr_FR" w:bidi="fr_FR"/>
-          </w:rPr>
-          <w:rPr>
-            <w:color w:val="0000EE"/>
-            <w:u w:val="single"/>
-          </w:rPr>
-          <w:t>Psaume 140.1–3</w:t>
-        </w:r>
-      </w:hyperlink>
+      <w:r>
+        <w:rPr>
+          <w:lang w:val="fr_FR" w:bidi="fr_FR"/>
+        </w:rPr>
+        <w:t>Psaume 140.1–3</w:t>
+      </w:r>
       <w:r>
         <w:rPr>
           <w:lang w:val="fr_FR" w:bidi="fr_FR"/>
         </w:rPr>
         <w:t xml:space="preserve"> ; </w:t>
       </w:r>
-      <w:hyperlink r:id="rId47">
-        <w:r>
-          <w:rPr>
-            <w:lang w:val="fr_FR" w:bidi="fr_FR"/>
-          </w:rPr>
-          <w:rPr>
-            <w:color w:val="0000EE"/>
-            <w:u w:val="single"/>
-          </w:rPr>
-          <w:t>Proverbes 13.10</w:t>
-        </w:r>
-      </w:hyperlink>
+      <w:r>
+        <w:rPr>
+          <w:lang w:val="fr_FR" w:bidi="fr_FR"/>
+        </w:rPr>
+        <w:t>Proverbes 13.10</w:t>
+      </w:r>
       <w:r>
         <w:rPr>
           <w:lang w:val="fr_FR" w:bidi="fr_FR"/>
         </w:rPr>
         <w:t xml:space="preserve"> ; </w:t>
       </w:r>
-      <w:hyperlink r:id="rId48">
-        <w:r>
-          <w:rPr>
-            <w:lang w:val="fr_FR" w:bidi="fr_FR"/>
-          </w:rPr>
-          <w:rPr>
-            <w:color w:val="0000EE"/>
-            <w:u w:val="single"/>
-          </w:rPr>
-          <w:t>17.14</w:t>
-        </w:r>
-      </w:hyperlink>
+      <w:r>
+        <w:rPr>
+          <w:lang w:val="fr_FR" w:bidi="fr_FR"/>
+        </w:rPr>
+        <w:t>17.14</w:t>
+      </w:r>
       <w:r>
         <w:rPr>
           <w:lang w:val="fr_FR" w:bidi="fr_FR"/>
         </w:rPr>
         <w:t xml:space="preserve">, </w:t>
       </w:r>
-      <w:hyperlink r:id="rId49">
-        <w:r>
-          <w:rPr>
-            <w:lang w:val="fr_FR" w:bidi="fr_FR"/>
-          </w:rPr>
-          <w:rPr>
-            <w:color w:val="0000EE"/>
-            <w:u w:val="single"/>
-          </w:rPr>
-          <w:t>19</w:t>
-        </w:r>
-      </w:hyperlink>
+      <w:r>
+        <w:rPr>
+          <w:lang w:val="fr_FR" w:bidi="fr_FR"/>
+        </w:rPr>
+        <w:t>19</w:t>
+      </w:r>
       <w:r>
         <w:rPr>
           <w:lang w:val="fr_FR" w:bidi="fr_FR"/>
         </w:rPr>
         <w:t xml:space="preserve"> ; </w:t>
       </w:r>
-      <w:hyperlink r:id="rId50">
-        <w:r>
-          <w:rPr>
-            <w:lang w:val="fr_FR" w:bidi="fr_FR"/>
-          </w:rPr>
-          <w:rPr>
-            <w:color w:val="0000EE"/>
-            <w:u w:val="single"/>
-          </w:rPr>
-          <w:t>25.8</w:t>
-        </w:r>
-      </w:hyperlink>
+      <w:r>
+        <w:rPr>
+          <w:lang w:val="fr_FR" w:bidi="fr_FR"/>
+        </w:rPr>
+        <w:t>25.8</w:t>
+      </w:r>
       <w:r>
         <w:rPr>
           <w:lang w:val="fr_FR" w:bidi="fr_FR"/>
         </w:rPr>
         <w:t xml:space="preserve"> ; </w:t>
       </w:r>
-      <w:hyperlink r:id="rId51">
-        <w:r>
-          <w:rPr>
-            <w:lang w:val="fr_FR" w:bidi="fr_FR"/>
-          </w:rPr>
-          <w:rPr>
-            <w:color w:val="0000EE"/>
-            <w:u w:val="single"/>
-          </w:rPr>
-          <w:t>26.17</w:t>
-        </w:r>
-      </w:hyperlink>
+      <w:r>
+        <w:rPr>
+          <w:lang w:val="fr_FR" w:bidi="fr_FR"/>
+        </w:rPr>
+        <w:t>26.17</w:t>
+      </w:r>
       <w:r>
         <w:rPr>
           <w:lang w:val="fr_FR" w:bidi="fr_FR"/>
         </w:rPr>
         <w:t xml:space="preserve">, </w:t>
       </w:r>
-      <w:hyperlink r:id="rId52">
-        <w:r>
-          <w:rPr>
-            <w:lang w:val="fr_FR" w:bidi="fr_FR"/>
-          </w:rPr>
-          <w:rPr>
-            <w:color w:val="0000EE"/>
-            <w:u w:val="single"/>
-          </w:rPr>
-          <w:t>21</w:t>
-        </w:r>
-      </w:hyperlink>
+      <w:r>
+        <w:rPr>
+          <w:lang w:val="fr_FR" w:bidi="fr_FR"/>
+        </w:rPr>
+        <w:t>21</w:t>
+      </w:r>
       <w:r>
         <w:rPr>
           <w:lang w:val="fr_FR" w:bidi="fr_FR"/>
         </w:rPr>
         <w:t xml:space="preserve"> ; </w:t>
       </w:r>
-      <w:hyperlink r:id="rId53">
-        <w:r>
-          <w:rPr>
-            <w:lang w:val="fr_FR" w:bidi="fr_FR"/>
-          </w:rPr>
-          <w:rPr>
-            <w:color w:val="0000EE"/>
-            <w:u w:val="single"/>
-          </w:rPr>
-          <w:t>29.22</w:t>
-        </w:r>
-      </w:hyperlink>
+      <w:r>
+        <w:rPr>
+          <w:lang w:val="fr_FR" w:bidi="fr_FR"/>
+        </w:rPr>
+        <w:t>29.22</w:t>
+      </w:r>
       <w:r>
         <w:rPr>
           <w:lang w:val="fr_FR" w:bidi="fr_FR"/>
         </w:rPr>
         <w:t xml:space="preserve"> ; </w:t>
       </w:r>
-      <w:hyperlink r:id="rId54">
-        <w:r>
-          <w:rPr>
-            <w:lang w:val="fr_FR" w:bidi="fr_FR"/>
-          </w:rPr>
-          <w:rPr>
-            <w:color w:val="0000EE"/>
-            <w:u w:val="single"/>
-          </w:rPr>
-          <w:t>Habakkuk 1.3</w:t>
-        </w:r>
-      </w:hyperlink>
+      <w:r>
+        <w:rPr>
+          <w:lang w:val="fr_FR" w:bidi="fr_FR"/>
+        </w:rPr>
+        <w:t>Habakkuk 1.3</w:t>
+      </w:r>
       <w:r>
         <w:rPr>
           <w:lang w:val="fr_FR" w:bidi="fr_FR"/>
         </w:rPr>
         <w:t xml:space="preserve"> ; </w:t>
       </w:r>
-      <w:hyperlink r:id="rId55">
-        <w:r>
-          <w:rPr>
-            <w:lang w:val="fr_FR" w:bidi="fr_FR"/>
-          </w:rPr>
-          <w:rPr>
-            <w:color w:val="0000EE"/>
-            <w:u w:val="single"/>
-          </w:rPr>
-          <w:t>Actes 23.6–11</w:t>
-        </w:r>
-      </w:hyperlink>
+      <w:r>
+        <w:rPr>
+          <w:lang w:val="fr_FR" w:bidi="fr_FR"/>
+        </w:rPr>
+        <w:t>Actes 23.6–11</w:t>
+      </w:r>
       <w:r>
         <w:rPr>
           <w:lang w:val="fr_FR" w:bidi="fr_FR"/>
         </w:rPr>
         <w:t xml:space="preserve"> ; </w:t>
       </w:r>
-      <w:hyperlink r:id="rId56">
-        <w:r>
-          <w:rPr>
-            <w:lang w:val="fr_FR" w:bidi="fr_FR"/>
-          </w:rPr>
-          <w:rPr>
-            <w:color w:val="0000EE"/>
-            <w:u w:val="single"/>
-          </w:rPr>
-          <w:t>2 Corinthiens 7.5–6</w:t>
-        </w:r>
-      </w:hyperlink>
+      <w:r>
+        <w:rPr>
+          <w:lang w:val="fr_FR" w:bidi="fr_FR"/>
+        </w:rPr>
+        <w:t>2 Corinthiens 7.5–6</w:t>
+      </w:r>
       <w:r>
         <w:rPr>
           <w:lang w:val="fr_FR" w:bidi="fr_FR"/>
         </w:rPr>
         <w:t xml:space="preserve"> ; </w:t>
       </w:r>
-      <w:hyperlink r:id="rId57">
-        <w:r>
-          <w:rPr>
-            <w:lang w:val="fr_FR" w:bidi="fr_FR"/>
-          </w:rPr>
-          <w:rPr>
-            <w:color w:val="0000EE"/>
-            <w:u w:val="single"/>
-          </w:rPr>
-          <w:t>Éphésiens 6.10–18</w:t>
-        </w:r>
-      </w:hyperlink>
+      <w:r>
+        <w:rPr>
+          <w:lang w:val="fr_FR" w:bidi="fr_FR"/>
+        </w:rPr>
+        <w:t>Éphésiens 6.10–18</w:t>
+      </w:r>
       <w:r>
         <w:rPr>
           <w:lang w:val="fr_FR" w:bidi="fr_FR"/>
         </w:rPr>
         <w:t xml:space="preserve"> ; </w:t>
       </w:r>
-      <w:hyperlink r:id="rId58">
-        <w:r>
-          <w:rPr>
-            <w:lang w:val="fr_FR" w:bidi="fr_FR"/>
-          </w:rPr>
-          <w:rPr>
-            <w:color w:val="0000EE"/>
-            <w:u w:val="single"/>
-          </w:rPr>
-          <w:t>Philippiens 2.3</w:t>
-        </w:r>
-      </w:hyperlink>
+      <w:r>
+        <w:rPr>
+          <w:lang w:val="fr_FR" w:bidi="fr_FR"/>
+        </w:rPr>
+        <w:t>Philippiens 2.3</w:t>
+      </w:r>
       <w:r>
         <w:rPr>
           <w:lang w:val="fr_FR" w:bidi="fr_FR"/>
         </w:rPr>
         <w:t xml:space="preserve"> ; </w:t>
       </w:r>
-      <w:hyperlink r:id="rId59">
-        <w:r>
-          <w:rPr>
-            <w:lang w:val="fr_FR" w:bidi="fr_FR"/>
-          </w:rPr>
-          <w:rPr>
-            <w:color w:val="0000EE"/>
-            <w:u w:val="single"/>
-          </w:rPr>
-          <w:t>1 Timothée 6.4</w:t>
-        </w:r>
-      </w:hyperlink>
+      <w:r>
+        <w:rPr>
+          <w:lang w:val="fr_FR" w:bidi="fr_FR"/>
+        </w:rPr>
+        <w:t>1 Timothée 6.4</w:t>
+      </w:r>
       <w:r>
         <w:rPr>
           <w:lang w:val="fr_FR" w:bidi="fr_FR"/>
         </w:rPr>
         <w:t xml:space="preserve"> ; </w:t>
       </w:r>
-      <w:hyperlink r:id="rId60">
-        <w:r>
-          <w:rPr>
-            <w:lang w:val="fr_FR" w:bidi="fr_FR"/>
-          </w:rPr>
-          <w:rPr>
-            <w:color w:val="0000EE"/>
-            <w:u w:val="single"/>
-          </w:rPr>
-          <w:t>2 Timothée 2.14</w:t>
-        </w:r>
-      </w:hyperlink>
+      <w:r>
+        <w:rPr>
+          <w:lang w:val="fr_FR" w:bidi="fr_FR"/>
+        </w:rPr>
+        <w:t>2 Timothée 2.14</w:t>
+      </w:r>
       <w:r>
         <w:rPr>
           <w:lang w:val="fr_FR" w:bidi="fr_FR"/>
         </w:rPr>
         <w:t xml:space="preserve">, </w:t>
       </w:r>
-      <w:hyperlink r:id="rId61">
-        <w:r>
-          <w:rPr>
-            <w:lang w:val="fr_FR" w:bidi="fr_FR"/>
-          </w:rPr>
-          <w:rPr>
-            <w:color w:val="0000EE"/>
-            <w:u w:val="single"/>
-          </w:rPr>
-          <w:t>23–26</w:t>
-        </w:r>
-      </w:hyperlink>
+      <w:r>
+        <w:rPr>
+          <w:lang w:val="fr_FR" w:bidi="fr_FR"/>
+        </w:rPr>
+        <w:t>23–26</w:t>
+      </w:r>
       <w:r>
         <w:rPr>
           <w:lang w:val="fr_FR" w:bidi="fr_FR"/>
         </w:rPr>
         <w:t xml:space="preserve"> ; </w:t>
       </w:r>
-      <w:hyperlink r:id="rId62">
-        <w:r>
-          <w:rPr>
-            <w:lang w:val="fr_FR" w:bidi="fr_FR"/>
-          </w:rPr>
-          <w:rPr>
-            <w:color w:val="0000EE"/>
-            <w:u w:val="single"/>
-          </w:rPr>
-          <w:t>Tite 2.15</w:t>
-        </w:r>
-      </w:hyperlink>
+      <w:r>
+        <w:rPr>
+          <w:lang w:val="fr_FR" w:bidi="fr_FR"/>
+        </w:rPr>
+        <w:t>Tite 2.15</w:t>
+      </w:r>
       <w:r>
         <w:rPr>
           <w:lang w:val="fr_FR" w:bidi="fr_FR"/>
         </w:rPr>
         <w:t xml:space="preserve"> ; </w:t>
       </w:r>
-      <w:hyperlink r:id="rId63">
-        <w:r>
-          <w:rPr>
-            <w:lang w:val="fr_FR" w:bidi="fr_FR"/>
-          </w:rPr>
-          <w:rPr>
-            <w:color w:val="0000EE"/>
-            <w:u w:val="single"/>
-          </w:rPr>
-          <w:t>Jacques 3.13–18</w:t>
-        </w:r>
-      </w:hyperlink>
+      <w:r>
+        <w:rPr>
+          <w:lang w:val="fr_FR" w:bidi="fr_FR"/>
+        </w:rPr>
+        <w:t>Jacques 3.13–18</w:t>
+      </w:r>
       <w:r>
         <w:rPr>
           <w:lang w:val="fr_FR" w:bidi="fr_FR"/>
